--- a/Doc.docx
+++ b/Doc.docx
@@ -30,37 +30,7 @@
     </w:p>
     <w:p>
       <w:r>
-        <w:t>tôi khuyên nên h</w:t>
-      </w:r>
-      <w:r>
-        <w:t>ọ</w:t>
-      </w:r>
-      <w:r>
-        <w:t>c opengl, dx12 or vulkan or game engine đ</w:t>
-      </w:r>
-      <w:r>
-        <w:t>ể</w:t>
-      </w:r>
-      <w:r>
-        <w:t xml:space="preserve"> có vi</w:t>
-      </w:r>
-      <w:r>
-        <w:t>ệ</w:t>
-      </w:r>
-      <w:r>
-        <w:t>c, cái này ch</w:t>
-      </w:r>
-      <w:r>
-        <w:t>ỉ</w:t>
-      </w:r>
-      <w:r>
-        <w:t xml:space="preserve"> đ</w:t>
-      </w:r>
-      <w:r>
-        <w:t>ể</w:t>
-      </w:r>
-      <w:r>
-        <w:t xml:space="preserve"> cho vui thôi đéo có job đâu :v</w:t>
+        <w:t>tôi khuyên nên học opengl, dx12 or vulkan or game engine để có việc, cái này chỉ để cho vui thôi đéo có job đâu :v</w:t>
       </w:r>
     </w:p>
     <w:p>
@@ -76,39 +46,7 @@
           <w:sz w:val="28"/>
           <w:szCs w:val="28"/>
         </w:rPr>
-        <w:t>c</w:t>
-      </w:r>
-      <w:r>
-        <w:rPr>
-          <w:b/>
-          <w:sz w:val="28"/>
-          <w:szCs w:val="28"/>
-        </w:rPr>
-        <w:t>ấ</w:t>
-      </w:r>
-      <w:r>
-        <w:rPr>
-          <w:b/>
-          <w:sz w:val="28"/>
-          <w:szCs w:val="28"/>
-        </w:rPr>
-        <w:t>u trúc thư m</w:t>
-      </w:r>
-      <w:r>
-        <w:rPr>
-          <w:b/>
-          <w:sz w:val="28"/>
-          <w:szCs w:val="28"/>
-        </w:rPr>
-        <w:t>ụ</w:t>
-      </w:r>
-      <w:r>
-        <w:rPr>
-          <w:b/>
-          <w:sz w:val="28"/>
-          <w:szCs w:val="28"/>
-        </w:rPr>
-        <w:t>c</w:t>
+        <w:t>cấu trúc thư mục</w:t>
       </w:r>
       <w:r>
         <w:br/>
@@ -121,28 +59,7 @@
     </w:p>
     <w:p>
       <w:r>
-        <w:t>├── bfg-1.15.0.jar                                —&gt; add nh</w:t>
-      </w:r>
-      <w:r>
-        <w:t>ầ</w:t>
-      </w:r>
-      <w:r>
-        <w:t>m m</w:t>
-      </w:r>
-      <w:r>
-        <w:t>ấ</w:t>
-      </w:r>
-      <w:r>
-        <w:t>y cái</w:t>
-      </w:r>
-      <w:r>
-        <w:t xml:space="preserve"> linh tinh nên dùng đ</w:t>
-      </w:r>
-      <w:r>
-        <w:t>ể</w:t>
-      </w:r>
-      <w:r>
-        <w:t xml:space="preserve"> xóa</w:t>
+        <w:t>├── bfg-1.15.0.jar                                —&gt; add nhầm mấy cái linh tinh nên dùng để xóa</w:t>
       </w:r>
     </w:p>
     <w:p>
@@ -202,10 +119,7 @@
     </w:p>
     <w:p>
       <w:r>
-        <w:t>├── public</w:t>
-      </w:r>
-      <w:r>
-        <w:t>/</w:t>
+        <w:t>├── public/</w:t>
       </w:r>
     </w:p>
     <w:p>
@@ -260,13 +174,7 @@
     </w:p>
     <w:p>
       <w:r>
-        <w:t>│   ├── _shaders/                                   —&gt;đ</w:t>
-      </w:r>
-      <w:r>
-        <w:t>ổ</w:t>
-      </w:r>
-      <w:r>
-        <w:t xml:space="preserve"> bóng</w:t>
+        <w:t>│   ├── _shaders/                                   —&gt;đổ bóng</w:t>
       </w:r>
     </w:p>
     <w:p>
@@ -281,50 +189,17 @@
     </w:p>
     <w:p>
       <w:r>
-        <w:t>│   │   ├── canvas/                                —&gt; ph</w:t>
-      </w:r>
-      <w:r>
-        <w:t>ầ</w:t>
-      </w:r>
-      <w:r>
-        <w:t>n render</w:t>
-      </w:r>
-    </w:p>
-    <w:p>
-      <w:r>
-        <w:t>│   │   ├── dom/                                    —-&gt; game ui, tho</w:t>
-      </w:r>
-      <w:r>
-        <w:t>ạ</w:t>
-      </w:r>
-      <w:r>
-        <w:t>i, cut scene đ</w:t>
-      </w:r>
-      <w:r>
-        <w:t>ể</w:t>
-      </w:r>
-      <w:r>
-        <w:t xml:space="preserve"> đây</w:t>
-      </w:r>
-    </w:p>
-    <w:p>
-      <w:r>
-        <w:t xml:space="preserve">│ </w:t>
-      </w:r>
-      <w:r>
-        <w:t xml:space="preserve">  │   ├── ui/                                       —--&gt; cái này cài thư vi</w:t>
-      </w:r>
-      <w:r>
-        <w:t>ệ</w:t>
-      </w:r>
-      <w:r>
-        <w:t>n nó t</w:t>
-      </w:r>
-      <w:r>
-        <w:t>ạ</w:t>
-      </w:r>
-      <w:r>
-        <w:t>o</w:t>
+        <w:t>│   │   ├── canvas/                                —&gt; phần render</w:t>
+      </w:r>
+    </w:p>
+    <w:p>
+      <w:r>
+        <w:t>│   │   ├── dom/                                    —-&gt; game ui, thoại, cut scene để đây</w:t>
+      </w:r>
+    </w:p>
+    <w:p>
+      <w:r>
+        <w:t>│   │   ├── ui/                                       —--&gt; cái này cài thư viện nó tạo</w:t>
       </w:r>
     </w:p>
     <w:p>
@@ -344,19 +219,7 @@
       </w:r>
       <w:r>
         <w:tab/>
-        <w:t>—------&gt; gì là k đ</w:t>
-      </w:r>
-      <w:r>
-        <w:t>ổ</w:t>
-      </w:r>
-      <w:r>
-        <w:t>i thì đ</w:t>
-      </w:r>
-      <w:r>
-        <w:t>ể</w:t>
-      </w:r>
-      <w:r>
-        <w:t xml:space="preserve"> đây</w:t>
+        <w:t>—------&gt; gì là k đổi thì để đây</w:t>
       </w:r>
     </w:p>
     <w:p>
@@ -371,22 +234,7 @@
     </w:p>
     <w:p>
       <w:r>
-        <w:t xml:space="preserve">│   ├── helpers/                            </w:t>
-      </w:r>
-      <w:r>
-        <w:t xml:space="preserve">        —---&gt; m</w:t>
-      </w:r>
-      <w:r>
-        <w:t>ấ</w:t>
-      </w:r>
-      <w:r>
-        <w:t>y hàm/componenrt dùng l</w:t>
-      </w:r>
-      <w:r>
-        <w:t>ạ</w:t>
-      </w:r>
-      <w:r>
-        <w:t>i</w:t>
+        <w:t>│   ├── helpers/                                    —---&gt; mấy hàm/componenrt dùng lại</w:t>
       </w:r>
     </w:p>
     <w:p>
@@ -492,36 +340,12 @@
     </w:p>
     <w:p>
       <w:r>
-        <w:t>│   ├── lib/                                                   —-&gt; thư vi</w:t>
-      </w:r>
-      <w:r>
-        <w:t>ệ</w:t>
-      </w:r>
-      <w:r>
-        <w:t>n/sdk ngoài đ</w:t>
-      </w:r>
-      <w:r>
-        <w:t>ể</w:t>
-      </w:r>
-      <w:r>
-        <w:t xml:space="preserve"> vào đây</w:t>
-      </w:r>
-    </w:p>
-    <w:p>
-      <w:r>
-        <w:t>│   │   ├── CubismSdkForWeb-5-r.4/        —-&gt; cái này tính dùng đ</w:t>
-      </w:r>
-      <w:r>
-        <w:t>ể</w:t>
-      </w:r>
-      <w:r>
-        <w:t xml:space="preserve"> tutorial nhưng b</w:t>
-      </w:r>
-      <w:r>
-        <w:t>ậ</w:t>
-      </w:r>
-      <w:r>
-        <w:t>n qué</w:t>
+        <w:t>│   ├── lib/                                                   —-&gt; thư viện/sdk ngoài để vào đây</w:t>
+      </w:r>
+    </w:p>
+    <w:p>
+      <w:r>
+        <w:t>│   │   ├── CubismSdkForWeb-5-r.4/        —-&gt; cái này tính dùng để tutorial nhưng bận qué</w:t>
       </w:r>
     </w:p>
     <w:p>
@@ -559,25 +383,7 @@
       </w:r>
       <w:r>
         <w:tab/>
-        <w:t>—-&gt; cài đ</w:t>
-      </w:r>
-      <w:r>
-        <w:t>ặ</w:t>
-      </w:r>
-      <w:r>
-        <w:t>t m</w:t>
-      </w:r>
-      <w:r>
-        <w:t>ặ</w:t>
-      </w:r>
-      <w:r>
-        <w:t>c đ</w:t>
-      </w:r>
-      <w:r>
-        <w:t>ị</w:t>
-      </w:r>
-      <w:r>
-        <w:t>nh</w:t>
+        <w:t>—-&gt; cài đặt mặc định</w:t>
       </w:r>
     </w:p>
     <w:p>
@@ -587,10 +393,7 @@
     </w:p>
     <w:p>
       <w:r>
-        <w:t xml:space="preserve">│   │   ├── </w:t>
-      </w:r>
-      <w:r>
-        <w:t>df_character_setting.json</w:t>
+        <w:t>│   │   ├── df_character_setting.json</w:t>
       </w:r>
     </w:p>
     <w:p>
@@ -635,10 +438,7 @@
     </w:p>
     <w:p>
       <w:r>
-        <w:t xml:space="preserve">│ </w:t>
-      </w:r>
-      <w:r>
-        <w:t xml:space="preserve">  │   ├── game.ts</w:t>
+        <w:t>│   │   ├── game.ts</w:t>
       </w:r>
     </w:p>
     <w:p>
@@ -708,19 +508,7 @@
     </w:p>
     <w:p>
       <w:r>
-        <w:t>└── tool/                                     —-&gt; các tool đ</w:t>
-      </w:r>
-      <w:r>
-        <w:t>ể</w:t>
-      </w:r>
-      <w:r>
-        <w:t xml:space="preserve"> debug, t</w:t>
-      </w:r>
-      <w:r>
-        <w:t>ạ</w:t>
-      </w:r>
-      <w:r>
-        <w:t>o model …</w:t>
+        <w:t>└── tool/                                     —-&gt; các tool để debug, tạo model …</w:t>
       </w:r>
     </w:p>
     <w:p>
@@ -843,185 +631,103 @@
           <w:sz w:val="32"/>
           <w:szCs w:val="32"/>
         </w:rPr>
-        <w:t>Ch</w:t>
-      </w:r>
-      <w:r>
+        <w:t>Chạy</w:t>
+      </w:r>
+      <w:r>
+        <w:br/>
+      </w:r>
+    </w:p>
+    <w:p>
+      <w:pPr>
+        <w:rPr>
+          <w:lang w:val="vi-VN"/>
+        </w:rPr>
+      </w:pPr>
+      <w:r>
+        <w:rPr>
+          <w:lang w:val="vi-VN"/>
+        </w:rPr>
+        <w:t>cài git lfs để pull asset audio các thứ</w:t>
+      </w:r>
+    </w:p>
+    <w:p>
+      <w:r>
+        <w:t>cài phụ thuộc:</w:t>
+      </w:r>
+    </w:p>
+    <w:p>
+      <w:pPr>
+        <w:ind w:firstLine="720"/>
+      </w:pPr>
+      <w:r>
+        <w:t>npm i</w:t>
+      </w:r>
+    </w:p>
+    <w:p/>
+    <w:p>
+      <w:r>
+        <w:t>chạy:</w:t>
+      </w:r>
+    </w:p>
+    <w:p>
+      <w:pPr>
+        <w:ind w:firstLine="720"/>
+      </w:pPr>
+      <w:r>
+        <w:t>npm run dev</w:t>
+      </w:r>
+    </w:p>
+    <w:p>
+      <w:r>
+        <w:t>vggt: đọc doc của nó</w:t>
+      </w:r>
+    </w:p>
+    <w:p/>
+    <w:p>
+      <w:r>
+        <w:t>biến môi trường (env)</w:t>
+      </w:r>
+    </w:p>
+    <w:p>
+      <w:pPr>
+        <w:ind w:left="720"/>
+      </w:pPr>
+      <w:r>
+        <w:t>VITE_DEBUG_MODE=true                            -&gt; debug mode</w:t>
+      </w:r>
+    </w:p>
+    <w:p>
+      <w:pPr>
+        <w:ind w:left="720"/>
+      </w:pPr>
+      <w:r>
+        <w:t>VITE_LOG_CONSOLE_UI=true                     -&gt; log ui</w:t>
+      </w:r>
+    </w:p>
+    <w:p>
+      <w:pPr>
+        <w:ind w:left="720"/>
+      </w:pPr>
+      <w:r>
+        <w:t>VITE_PREVENT_PRODUCT_DEBUG=true  -&gt; cấm vào debug product</w:t>
+      </w:r>
+    </w:p>
+    <w:p/>
+    <w:p>
+      <w:pPr>
         <w:rPr>
           <w:b/>
           <w:sz w:val="32"/>
           <w:szCs w:val="32"/>
         </w:rPr>
-        <w:t>ạ</w:t>
-      </w:r>
+      </w:pPr>
       <w:r>
         <w:rPr>
           <w:b/>
           <w:sz w:val="32"/>
           <w:szCs w:val="32"/>
         </w:rPr>
-        <w:t>y</w:t>
-      </w:r>
-      <w:r>
-        <w:br/>
-      </w:r>
-    </w:p>
-    <w:p>
-      <w:pPr>
-        <w:rPr>
-          <w:lang w:val="vi-VN"/>
-        </w:rPr>
-      </w:pPr>
-      <w:bookmarkStart w:id="0" w:name="_GoBack"/>
-      <w:bookmarkEnd w:id="0"/>
-      <w:r>
-        <w:rPr>
-          <w:lang w:val="vi-VN"/>
-        </w:rPr>
-        <w:t>cài git lfs để pull asset audio các thứ</w:t>
-      </w:r>
-    </w:p>
-    <w:p>
-      <w:r>
-        <w:t>cài ph</w:t>
-      </w:r>
-      <w:r>
-        <w:t>ụ</w:t>
-      </w:r>
-      <w:r>
-        <w:t xml:space="preserve"> thu</w:t>
-      </w:r>
-      <w:r>
-        <w:t>ộ</w:t>
-      </w:r>
-      <w:r>
-        <w:t>c:</w:t>
-      </w:r>
-    </w:p>
-    <w:p>
-      <w:pPr>
-        <w:ind w:firstLine="720"/>
-      </w:pPr>
-      <w:r>
-        <w:t>npm i</w:t>
-      </w:r>
-    </w:p>
-    <w:p/>
-    <w:p>
-      <w:r>
-        <w:t>ch</w:t>
-      </w:r>
-      <w:r>
-        <w:t>ạ</w:t>
-      </w:r>
-      <w:r>
-        <w:t>y:</w:t>
-      </w:r>
-    </w:p>
-    <w:p>
-      <w:pPr>
-        <w:ind w:firstLine="720"/>
-      </w:pPr>
-      <w:r>
-        <w:t>npm run dev</w:t>
-      </w:r>
-    </w:p>
-    <w:p>
-      <w:r>
-        <w:t>vggt: đ</w:t>
-      </w:r>
-      <w:r>
-        <w:t>ọ</w:t>
-      </w:r>
-      <w:r>
-        <w:t>c doc c</w:t>
-      </w:r>
-      <w:r>
-        <w:t>ủ</w:t>
-      </w:r>
-      <w:r>
-        <w:t>a nó</w:t>
-      </w:r>
-    </w:p>
-    <w:p/>
-    <w:p>
-      <w:r>
-        <w:t>bi</w:t>
-      </w:r>
-      <w:r>
-        <w:t>ế</w:t>
-      </w:r>
-      <w:r>
-        <w:t>n môi trư</w:t>
-      </w:r>
-      <w:r>
-        <w:t>ờ</w:t>
-      </w:r>
-      <w:r>
-        <w:t>ng (env)</w:t>
-      </w:r>
-    </w:p>
-    <w:p>
-      <w:pPr>
-        <w:ind w:left="720"/>
-      </w:pPr>
-      <w:r>
-        <w:t>VITE_DEBUG_MODE=true                            -&gt; debug mode</w:t>
-      </w:r>
-    </w:p>
-    <w:p>
-      <w:pPr>
-        <w:ind w:left="720"/>
-      </w:pPr>
-      <w:r>
-        <w:t>VITE_LOG_CONSOLE_UI=true                     -&gt; log ui</w:t>
-      </w:r>
-    </w:p>
-    <w:p>
-      <w:pPr>
-        <w:ind w:left="720"/>
-      </w:pPr>
-      <w:r>
-        <w:t>VITE_PREVENT_PRODUCT_DEBUG=true  -&gt; c</w:t>
-      </w:r>
-      <w:r>
-        <w:t>ấ</w:t>
-      </w:r>
-      <w:r>
-        <w:t>m vào debug product</w:t>
-      </w:r>
-    </w:p>
-    <w:p/>
-    <w:p>
-      <w:pPr>
-        <w:rPr>
-          <w:b/>
-          <w:sz w:val="32"/>
-          <w:szCs w:val="32"/>
-        </w:rPr>
-      </w:pPr>
-      <w:r>
-        <w:rPr>
-          <w:b/>
-          <w:sz w:val="32"/>
-          <w:szCs w:val="32"/>
-        </w:rPr>
-        <w:t>1 s</w:t>
-      </w:r>
-      <w:r>
-        <w:rPr>
-          <w:b/>
-          <w:sz w:val="32"/>
-          <w:szCs w:val="32"/>
-        </w:rPr>
-        <w:t>ố</w:t>
-      </w:r>
-      <w:r>
-        <w:rPr>
-          <w:b/>
-          <w:sz w:val="32"/>
-          <w:szCs w:val="32"/>
-        </w:rPr>
-        <w:t xml:space="preserve"> logic</w:t>
+        <w:t>1 số logic</w:t>
       </w:r>
     </w:p>
     <w:p/>
@@ -1031,40 +737,12 @@
           <w:sz w:val="28"/>
           <w:szCs w:val="28"/>
         </w:rPr>
-        <w:t>- đi</w:t>
-      </w:r>
-      <w:r>
-        <w:rPr>
-          <w:sz w:val="28"/>
-          <w:szCs w:val="28"/>
-        </w:rPr>
-        <w:t>ề</w:t>
-      </w:r>
-      <w:r>
-        <w:rPr>
-          <w:sz w:val="28"/>
-          <w:szCs w:val="28"/>
-        </w:rPr>
-        <w:t>u khi</w:t>
-      </w:r>
-      <w:r>
-        <w:rPr>
-          <w:sz w:val="28"/>
-          <w:szCs w:val="28"/>
-        </w:rPr>
-        <w:t>ể</w:t>
-      </w:r>
-      <w:r>
-        <w:rPr>
-          <w:sz w:val="28"/>
-          <w:szCs w:val="28"/>
-        </w:rPr>
-        <w:t>n</w:t>
+        <w:t>- điều khiển</w:t>
       </w:r>
       <w:r>
         <w:t xml:space="preserve">: (yaw, pitch, roll) </w:t>
       </w:r>
-      <w:hyperlink r:id="rId4">
+      <w:hyperlink r:id="rId5">
         <w:r>
           <w:rPr>
             <w:color w:val="1155CC"/>
@@ -1077,101 +755,17 @@
     <w:p/>
     <w:p>
       <w:r>
-        <w:t>ch</w:t>
-      </w:r>
-      <w:r>
-        <w:t>ỉ</w:t>
-      </w:r>
-      <w:r>
-        <w:t xml:space="preserve"> dùng yaw xoay ngang, pitch lên xu</w:t>
-      </w:r>
-      <w:r>
-        <w:t>ố</w:t>
-      </w:r>
-      <w:r>
-        <w:t>ng, không dùng roll</w:t>
-      </w:r>
-    </w:p>
-    <w:p>
-      <w:r>
-        <w:t>ch</w:t>
-      </w:r>
-      <w:r>
-        <w:t>ỉ</w:t>
-      </w:r>
-      <w:r>
-        <w:t>nh đ</w:t>
-      </w:r>
-      <w:r>
-        <w:t>ộ</w:t>
-      </w:r>
-      <w:r>
-        <w:t xml:space="preserve"> nh</w:t>
-      </w:r>
-      <w:r>
-        <w:t>ạ</w:t>
-      </w:r>
-      <w:r>
-        <w:t>y chu</w:t>
-      </w:r>
-      <w:r>
-        <w:t>ộ</w:t>
-      </w:r>
-      <w:r>
-        <w:t>t thì dùng m</w:t>
-      </w:r>
-      <w:r>
-        <w:t>ấ</w:t>
-      </w:r>
-      <w:r>
-        <w:t>y cái này ngang -&gt;yaw, d</w:t>
-      </w:r>
-      <w:r>
-        <w:t>ọ</w:t>
-      </w:r>
-      <w:r>
-        <w:t>c -&gt;pitch</w:t>
-      </w:r>
-    </w:p>
-    <w:p>
-      <w:r>
-        <w:t>pitch hình c</w:t>
-      </w:r>
-      <w:r>
-        <w:t>ầ</w:t>
-      </w:r>
-      <w:r>
-        <w:t>u quanh nhân v</w:t>
-      </w:r>
-      <w:r>
-        <w:t>ậ</w:t>
-      </w:r>
-      <w:r>
-        <w:t>t nhưng ch</w:t>
-      </w:r>
-      <w:r>
-        <w:t>ạ</w:t>
-      </w:r>
-      <w:r>
-        <w:t>m đ</w:t>
-      </w:r>
-      <w:r>
-        <w:t>ấ</w:t>
-      </w:r>
-      <w:r>
-        <w:t>t k xu</w:t>
-      </w:r>
-      <w:r>
-        <w:t>ố</w:t>
-      </w:r>
-      <w:r>
-        <w:t>ng ti</w:t>
-      </w:r>
-      <w:r>
-        <w:t>ế</w:t>
-      </w:r>
-      <w:r>
-        <w:t>p</w:t>
+        <w:t>chỉ dùng yaw xoay ngang, pitch lên xuống, không dùng roll</w:t>
+      </w:r>
+    </w:p>
+    <w:p>
+      <w:r>
+        <w:t>chỉnh độ nhạy chuột thì dùng mấy cái này ngang -&gt;yaw, dọc -&gt;pitch</w:t>
+      </w:r>
+    </w:p>
+    <w:p>
+      <w:r>
+        <w:t>pitch hình cầu quanh nhân vật nhưng chạm đất k xuống tiếp</w:t>
       </w:r>
     </w:p>
     <w:p/>
@@ -1182,181 +776,138 @@
           <w:szCs w:val="28"/>
         </w:rPr>
         <w:lastRenderedPageBreak/>
-        <w:t>- t</w:t>
-      </w:r>
-      <w:r>
+        <w:t>- tạo địa hình động, model</w:t>
+      </w:r>
+      <w:r>
+        <w:t xml:space="preserve"> (vì dùng tool 3d gà vl):</w:t>
+      </w:r>
+    </w:p>
+    <w:p>
+      <w:r>
+        <w:t xml:space="preserve">- terrain: </w:t>
+      </w:r>
+    </w:p>
+    <w:p/>
+    <w:p>
+      <w:r>
+        <w:t>simplexNoise2d -&gt; noise data -&gt; render lên (nên dùng ảnh thay vì tạo noise vì hiệu suất)</w:t>
+      </w:r>
+    </w:p>
+    <w:p/>
+    <w:p>
+      <w:r>
+        <w:t>kiểu như đen -1 trắng 1 giữa nội suy</w:t>
+      </w:r>
+    </w:p>
+    <w:p>
+      <w:r>
+        <w:t xml:space="preserve">tương tự với nước,... </w:t>
+      </w:r>
+    </w:p>
+    <w:p/>
+    <w:p>
+      <w:r>
+        <w:t>- mode: vggtl vứt vào nhưng chưa dùng toàn dùng model free :v</w:t>
+      </w:r>
+    </w:p>
+    <w:p>
+      <w:r>
+        <w:t>tạo model từ ảnh chụp -&gt;glb -&gt; load vào scene</w:t>
+      </w:r>
+    </w:p>
+    <w:p/>
+    <w:p>
+      <w:pPr>
         <w:rPr>
           <w:sz w:val="28"/>
           <w:szCs w:val="28"/>
-        </w:rPr>
-        <w:t>ạ</w:t>
-      </w:r>
+          <w:lang w:val="vi-VN"/>
+        </w:rPr>
+      </w:pPr>
       <w:r>
         <w:rPr>
           <w:sz w:val="28"/>
           <w:szCs w:val="28"/>
-        </w:rPr>
-        <w:t>o đ</w:t>
+          <w:lang w:val="en-US"/>
+        </w:rPr>
+        <w:t>-</w:t>
       </w:r>
       <w:r>
         <w:rPr>
           <w:sz w:val="28"/>
           <w:szCs w:val="28"/>
-        </w:rPr>
-        <w:t>ị</w:t>
+          <w:lang w:val="vi-VN"/>
+        </w:rPr>
+        <w:t xml:space="preserve"> cỏ,</w:t>
       </w:r>
       <w:r>
         <w:rPr>
           <w:sz w:val="28"/>
           <w:szCs w:val="28"/>
-        </w:rPr>
-        <w:t>a hình đ</w:t>
+          <w:lang w:val="vi-VN"/>
+        </w:rPr>
+        <w:t xml:space="preserve"> </w:t>
       </w:r>
       <w:r>
         <w:rPr>
           <w:sz w:val="28"/>
           <w:szCs w:val="28"/>
-        </w:rPr>
-        <w:t>ộ</w:t>
+          <w:lang w:val="vi-VN"/>
+        </w:rPr>
+        <w:t xml:space="preserve">cây, </w:t>
       </w:r>
       <w:r>
         <w:rPr>
           <w:sz w:val="28"/>
           <w:szCs w:val="28"/>
-        </w:rPr>
-        <w:t>ng, model</w:t>
-      </w:r>
-      <w:r>
-        <w:t xml:space="preserve"> (vì dùng tool 3d gà vl):</w:t>
-      </w:r>
-    </w:p>
-    <w:p>
-      <w:r>
-        <w:t xml:space="preserve">- terrain: </w:t>
-      </w:r>
-    </w:p>
-    <w:p/>
-    <w:p>
-      <w:r>
-        <w:t xml:space="preserve">simplexNoise2d -&gt; noise data -&gt; render lên (nên dùng </w:t>
-      </w:r>
-      <w:r>
-        <w:t>ả</w:t>
-      </w:r>
-      <w:r>
-        <w:t>nh thay vì t</w:t>
-      </w:r>
-      <w:r>
-        <w:t>ạ</w:t>
-      </w:r>
-      <w:r>
-        <w:t>o noise vì hi</w:t>
-      </w:r>
-      <w:r>
-        <w:t>ệ</w:t>
-      </w:r>
-      <w:r>
-        <w:t>u su</w:t>
-      </w:r>
-      <w:r>
-        <w:t>ấ</w:t>
-      </w:r>
-      <w:r>
-        <w:t>t)</w:t>
-      </w:r>
-    </w:p>
-    <w:p/>
-    <w:p>
-      <w:r>
-        <w:t>ki</w:t>
-      </w:r>
-      <w:r>
-        <w:t>ể</w:t>
-      </w:r>
-      <w:r>
-        <w:t>u như đen -1 tr</w:t>
-      </w:r>
-      <w:r>
-        <w:t>ắ</w:t>
-      </w:r>
-      <w:r>
-        <w:t>ng 1 gi</w:t>
-      </w:r>
-      <w:r>
-        <w:t>ữ</w:t>
-      </w:r>
-      <w:r>
-        <w:t>a n</w:t>
-      </w:r>
-      <w:r>
-        <w:t>ộ</w:t>
-      </w:r>
-      <w:r>
-        <w:t>i suy</w:t>
-      </w:r>
-    </w:p>
-    <w:p>
-      <w:r>
-        <w:t>tương t</w:t>
-      </w:r>
-      <w:r>
-        <w:t>ự</w:t>
-      </w:r>
-      <w:r>
-        <w:t xml:space="preserve"> v</w:t>
-      </w:r>
-      <w:r>
-        <w:t>ớ</w:t>
-      </w:r>
-      <w:r>
-        <w:t>i nư</w:t>
-      </w:r>
-      <w:r>
-        <w:t>ớ</w:t>
-      </w:r>
-      <w:r>
-        <w:t xml:space="preserve">c,... </w:t>
-      </w:r>
-    </w:p>
-    <w:p/>
-    <w:p>
-      <w:r>
-        <w:t>- mode: vggtl v</w:t>
-      </w:r>
-      <w:r>
-        <w:t>ứ</w:t>
-      </w:r>
-      <w:r>
-        <w:t>t vào nhưng chưa dùng toàn dùng model free :v</w:t>
-      </w:r>
-    </w:p>
-    <w:p>
-      <w:r>
-        <w:t>t</w:t>
-      </w:r>
-      <w:r>
-        <w:t>ạ</w:t>
-      </w:r>
-      <w:r>
-        <w:t>o model t</w:t>
-      </w:r>
-      <w:r>
-        <w:t>ừ</w:t>
-      </w:r>
-      <w:r>
-        <w:t xml:space="preserve"> </w:t>
-      </w:r>
-      <w:r>
-        <w:t>ả</w:t>
-      </w:r>
-      <w:r>
-        <w:t>nh ch</w:t>
-      </w:r>
-      <w:r>
-        <w:t>ụ</w:t>
-      </w:r>
-      <w:r>
-        <w:t>p -&gt;glb -&gt; load vào scene</w:t>
+          <w:lang w:val="vi-VN"/>
+        </w:rPr>
+        <w:t>triggerbox:</w:t>
+      </w:r>
+    </w:p>
+    <w:p>
+      <w:pPr>
+        <w:rPr>
+          <w:lang w:val="vi-VN"/>
+        </w:rPr>
+      </w:pPr>
+      <w:r>
+        <w:rPr>
+          <w:lang w:val="vi-VN"/>
+        </w:rPr>
+        <w:t xml:space="preserve"> Cỏ: installcing render trừ nơi có nước </w:t>
+      </w:r>
+    </w:p>
+    <w:p>
+      <w:pPr>
+        <w:rPr>
+          <w:lang w:val="vi-VN"/>
+        </w:rPr>
+      </w:pPr>
+      <w:r>
+        <w:rPr>
+          <w:lang w:val="vi-VN"/>
+        </w:rPr>
+        <w:t>Cây tương tự cỏ, tránh thêm exclude zone</w:t>
+      </w:r>
+    </w:p>
+    <w:p>
+      <w:pPr>
+        <w:rPr>
+          <w:lang w:val="en-US"/>
+        </w:rPr>
+      </w:pPr>
+      <w:r>
+        <w:rPr>
+          <w:lang w:val="vi-VN"/>
+        </w:rPr>
+        <w:t xml:space="preserve">Trigger box: box  vào các vật thể, check khi object </w:t>
+      </w:r>
+      <w:r>
+        <w:rPr>
+          <w:lang w:val="vi-VN"/>
+        </w:rPr>
+        <w:t xml:space="preserve">bên trong hoặc ra khỏi </w:t>
       </w:r>
     </w:p>
     <w:p/>
@@ -1380,62 +931,33 @@
     <w:p/>
     <w:p>
       <w:r>
-        <w:t>- chromium + render doc ch</w:t>
-      </w:r>
-      <w:r>
-        <w:t>ạ</w:t>
-      </w:r>
-      <w:r>
-        <w:t>y chromium -&gt; vào trang -&gt; m</w:t>
-      </w:r>
-      <w:r>
-        <w:t>ở</w:t>
-      </w:r>
-      <w:r>
-        <w:t xml:space="preserve"> render doc tìm  ti</w:t>
-      </w:r>
-      <w:r>
-        <w:t>ế</w:t>
-      </w:r>
-      <w:r>
-        <w:t>n trình (progress) đúng v</w:t>
-      </w:r>
-      <w:r>
-        <w:t>ớ</w:t>
-      </w:r>
-      <w:r>
-        <w:t>i chomium đang ch</w:t>
-      </w:r>
-      <w:r>
-        <w:t>ạ</w:t>
-      </w:r>
-      <w:r>
-        <w:t>y ch</w:t>
-      </w:r>
-      <w:r>
-        <w:t>ọ</w:t>
-      </w:r>
-      <w:r>
-        <w:t>n  r attach</w:t>
+        <w:t>- chromium + render doc chạy chromium -&gt; vào trang -&gt; mở render doc tìm  tiến trình (progress) đúng với chomium đang chạy chọn  r attach</w:t>
       </w:r>
     </w:p>
     <w:p/>
     <w:p>
-      <w:r>
-        <w:t>- ho</w:t>
-      </w:r>
-      <w:r>
-        <w:t>ặ</w:t>
-      </w:r>
-      <w:r>
-        <w:t>c mình spector nh</w:t>
-      </w:r>
-      <w:r>
-        <w:t>ấ</w:t>
-      </w:r>
-      <w:r>
-        <w:t xml:space="preserve">n play r stop </w:t>
-      </w:r>
+      <w:pPr>
+        <w:rPr>
+          <w:lang w:val="vi-VN"/>
+        </w:rPr>
+      </w:pPr>
+      <w:r>
+        <w:t xml:space="preserve">- hoặc mình spector nhấn play r stop </w:t>
+      </w:r>
+      <w:r>
+        <w:br/>
+      </w:r>
+      <w:r>
+        <w:br/>
+      </w:r>
+      <w:r>
+        <w:rPr>
+          <w:lang w:val="vi-VN"/>
+        </w:rPr>
+        <w:t>note: viết tiếng việt cho nhanh</w:t>
+      </w:r>
+      <w:bookmarkStart w:id="0" w:name="_GoBack"/>
+      <w:bookmarkEnd w:id="0"/>
     </w:p>
     <w:sectPr>
       <w:pgSz w:w="11909" w:h="16834"/>
@@ -1445,6 +967,241 @@
     </w:sectPr>
   </w:body>
 </w:document>
+</file>
+
+<file path=word/numbering.xml><?xml version="1.0" encoding="utf-8"?>
+<w:numbering xmlns:wpc="http://schemas.microsoft.com/office/word/2010/wordprocessingCanvas" xmlns:cx="http://schemas.microsoft.com/office/drawing/2014/chartex" xmlns:mc="http://schemas.openxmlformats.org/markup-compatibility/2006" xmlns:o="urn:schemas-microsoft-com:office:office" xmlns:r="http://schemas.openxmlformats.org/officeDocument/2006/relationships" xmlns:m="http://schemas.openxmlformats.org/officeDocument/2006/math" xmlns:v="urn:schemas-microsoft-com:vml" xmlns:wp14="http://schemas.microsoft.com/office/word/2010/wordprocessingDrawing" xmlns:wp="http://schemas.openxmlformats.org/drawingml/2006/wordprocessingDrawing" xmlns:w10="urn:schemas-microsoft-com:office:word" xmlns:w="http://schemas.openxmlformats.org/wordprocessingml/2006/main" xmlns:w14="http://schemas.microsoft.com/office/word/2010/wordml" xmlns:w15="http://schemas.microsoft.com/office/word/2012/wordml" xmlns:w16se="http://schemas.microsoft.com/office/word/2015/wordml/symex" xmlns:wpg="http://schemas.microsoft.com/office/word/2010/wordprocessingGroup" xmlns:wpi="http://schemas.microsoft.com/office/word/2010/wordprocessingInk" xmlns:wne="http://schemas.microsoft.com/office/word/2006/wordml" xmlns:wps="http://schemas.microsoft.com/office/word/2010/wordprocessingShape" mc:Ignorable="w14 w15 w16se wp14">
+  <w:abstractNum w:abstractNumId="0" w15:restartNumberingAfterBreak="0">
+    <w:nsid w:val="0B6C6E20"/>
+    <w:multiLevelType w:val="hybridMultilevel"/>
+    <w:tmpl w:val="AFE0BEAE"/>
+    <w:lvl w:ilvl="0" w:tplc="DAF6B48A">
+      <w:numFmt w:val="bullet"/>
+      <w:lvlText w:val="-"/>
+      <w:lvlJc w:val="left"/>
+      <w:pPr>
+        <w:ind w:left="720" w:hanging="360"/>
+      </w:pPr>
+      <w:rPr>
+        <w:rFonts w:ascii="Arial" w:eastAsia="Arial" w:hAnsi="Arial" w:cs="Arial" w:hint="default"/>
+      </w:rPr>
+    </w:lvl>
+    <w:lvl w:ilvl="1" w:tplc="04090003" w:tentative="1">
+      <w:start w:val="1"/>
+      <w:numFmt w:val="bullet"/>
+      <w:lvlText w:val="o"/>
+      <w:lvlJc w:val="left"/>
+      <w:pPr>
+        <w:ind w:left="1440" w:hanging="360"/>
+      </w:pPr>
+      <w:rPr>
+        <w:rFonts w:ascii="Courier New" w:hAnsi="Courier New" w:cs="Courier New" w:hint="default"/>
+      </w:rPr>
+    </w:lvl>
+    <w:lvl w:ilvl="2" w:tplc="04090005" w:tentative="1">
+      <w:start w:val="1"/>
+      <w:numFmt w:val="bullet"/>
+      <w:lvlText w:val=""/>
+      <w:lvlJc w:val="left"/>
+      <w:pPr>
+        <w:ind w:left="2160" w:hanging="360"/>
+      </w:pPr>
+      <w:rPr>
+        <w:rFonts w:ascii="Wingdings" w:hAnsi="Wingdings" w:hint="default"/>
+      </w:rPr>
+    </w:lvl>
+    <w:lvl w:ilvl="3" w:tplc="04090001" w:tentative="1">
+      <w:start w:val="1"/>
+      <w:numFmt w:val="bullet"/>
+      <w:lvlText w:val=""/>
+      <w:lvlJc w:val="left"/>
+      <w:pPr>
+        <w:ind w:left="2880" w:hanging="360"/>
+      </w:pPr>
+      <w:rPr>
+        <w:rFonts w:ascii="Symbol" w:hAnsi="Symbol" w:hint="default"/>
+      </w:rPr>
+    </w:lvl>
+    <w:lvl w:ilvl="4" w:tplc="04090003" w:tentative="1">
+      <w:start w:val="1"/>
+      <w:numFmt w:val="bullet"/>
+      <w:lvlText w:val="o"/>
+      <w:lvlJc w:val="left"/>
+      <w:pPr>
+        <w:ind w:left="3600" w:hanging="360"/>
+      </w:pPr>
+      <w:rPr>
+        <w:rFonts w:ascii="Courier New" w:hAnsi="Courier New" w:cs="Courier New" w:hint="default"/>
+      </w:rPr>
+    </w:lvl>
+    <w:lvl w:ilvl="5" w:tplc="04090005" w:tentative="1">
+      <w:start w:val="1"/>
+      <w:numFmt w:val="bullet"/>
+      <w:lvlText w:val=""/>
+      <w:lvlJc w:val="left"/>
+      <w:pPr>
+        <w:ind w:left="4320" w:hanging="360"/>
+      </w:pPr>
+      <w:rPr>
+        <w:rFonts w:ascii="Wingdings" w:hAnsi="Wingdings" w:hint="default"/>
+      </w:rPr>
+    </w:lvl>
+    <w:lvl w:ilvl="6" w:tplc="04090001" w:tentative="1">
+      <w:start w:val="1"/>
+      <w:numFmt w:val="bullet"/>
+      <w:lvlText w:val=""/>
+      <w:lvlJc w:val="left"/>
+      <w:pPr>
+        <w:ind w:left="5040" w:hanging="360"/>
+      </w:pPr>
+      <w:rPr>
+        <w:rFonts w:ascii="Symbol" w:hAnsi="Symbol" w:hint="default"/>
+      </w:rPr>
+    </w:lvl>
+    <w:lvl w:ilvl="7" w:tplc="04090003" w:tentative="1">
+      <w:start w:val="1"/>
+      <w:numFmt w:val="bullet"/>
+      <w:lvlText w:val="o"/>
+      <w:lvlJc w:val="left"/>
+      <w:pPr>
+        <w:ind w:left="5760" w:hanging="360"/>
+      </w:pPr>
+      <w:rPr>
+        <w:rFonts w:ascii="Courier New" w:hAnsi="Courier New" w:cs="Courier New" w:hint="default"/>
+      </w:rPr>
+    </w:lvl>
+    <w:lvl w:ilvl="8" w:tplc="04090005" w:tentative="1">
+      <w:start w:val="1"/>
+      <w:numFmt w:val="bullet"/>
+      <w:lvlText w:val=""/>
+      <w:lvlJc w:val="left"/>
+      <w:pPr>
+        <w:ind w:left="6480" w:hanging="360"/>
+      </w:pPr>
+      <w:rPr>
+        <w:rFonts w:ascii="Wingdings" w:hAnsi="Wingdings" w:hint="default"/>
+      </w:rPr>
+    </w:lvl>
+  </w:abstractNum>
+  <w:abstractNum w:abstractNumId="1" w15:restartNumberingAfterBreak="0">
+    <w:nsid w:val="5CBE39F3"/>
+    <w:multiLevelType w:val="hybridMultilevel"/>
+    <w:tmpl w:val="3DBE201C"/>
+    <w:lvl w:ilvl="0" w:tplc="4AF062A8">
+      <w:numFmt w:val="bullet"/>
+      <w:lvlText w:val="-"/>
+      <w:lvlJc w:val="left"/>
+      <w:pPr>
+        <w:ind w:left="720" w:hanging="360"/>
+      </w:pPr>
+      <w:rPr>
+        <w:rFonts w:ascii="Arial" w:eastAsia="Arial" w:hAnsi="Arial" w:cs="Arial" w:hint="default"/>
+      </w:rPr>
+    </w:lvl>
+    <w:lvl w:ilvl="1" w:tplc="04090003" w:tentative="1">
+      <w:start w:val="1"/>
+      <w:numFmt w:val="bullet"/>
+      <w:lvlText w:val="o"/>
+      <w:lvlJc w:val="left"/>
+      <w:pPr>
+        <w:ind w:left="1440" w:hanging="360"/>
+      </w:pPr>
+      <w:rPr>
+        <w:rFonts w:ascii="Courier New" w:hAnsi="Courier New" w:cs="Courier New" w:hint="default"/>
+      </w:rPr>
+    </w:lvl>
+    <w:lvl w:ilvl="2" w:tplc="04090005" w:tentative="1">
+      <w:start w:val="1"/>
+      <w:numFmt w:val="bullet"/>
+      <w:lvlText w:val=""/>
+      <w:lvlJc w:val="left"/>
+      <w:pPr>
+        <w:ind w:left="2160" w:hanging="360"/>
+      </w:pPr>
+      <w:rPr>
+        <w:rFonts w:ascii="Wingdings" w:hAnsi="Wingdings" w:hint="default"/>
+      </w:rPr>
+    </w:lvl>
+    <w:lvl w:ilvl="3" w:tplc="04090001" w:tentative="1">
+      <w:start w:val="1"/>
+      <w:numFmt w:val="bullet"/>
+      <w:lvlText w:val=""/>
+      <w:lvlJc w:val="left"/>
+      <w:pPr>
+        <w:ind w:left="2880" w:hanging="360"/>
+      </w:pPr>
+      <w:rPr>
+        <w:rFonts w:ascii="Symbol" w:hAnsi="Symbol" w:hint="default"/>
+      </w:rPr>
+    </w:lvl>
+    <w:lvl w:ilvl="4" w:tplc="04090003" w:tentative="1">
+      <w:start w:val="1"/>
+      <w:numFmt w:val="bullet"/>
+      <w:lvlText w:val="o"/>
+      <w:lvlJc w:val="left"/>
+      <w:pPr>
+        <w:ind w:left="3600" w:hanging="360"/>
+      </w:pPr>
+      <w:rPr>
+        <w:rFonts w:ascii="Courier New" w:hAnsi="Courier New" w:cs="Courier New" w:hint="default"/>
+      </w:rPr>
+    </w:lvl>
+    <w:lvl w:ilvl="5" w:tplc="04090005" w:tentative="1">
+      <w:start w:val="1"/>
+      <w:numFmt w:val="bullet"/>
+      <w:lvlText w:val=""/>
+      <w:lvlJc w:val="left"/>
+      <w:pPr>
+        <w:ind w:left="4320" w:hanging="360"/>
+      </w:pPr>
+      <w:rPr>
+        <w:rFonts w:ascii="Wingdings" w:hAnsi="Wingdings" w:hint="default"/>
+      </w:rPr>
+    </w:lvl>
+    <w:lvl w:ilvl="6" w:tplc="04090001" w:tentative="1">
+      <w:start w:val="1"/>
+      <w:numFmt w:val="bullet"/>
+      <w:lvlText w:val=""/>
+      <w:lvlJc w:val="left"/>
+      <w:pPr>
+        <w:ind w:left="5040" w:hanging="360"/>
+      </w:pPr>
+      <w:rPr>
+        <w:rFonts w:ascii="Symbol" w:hAnsi="Symbol" w:hint="default"/>
+      </w:rPr>
+    </w:lvl>
+    <w:lvl w:ilvl="7" w:tplc="04090003" w:tentative="1">
+      <w:start w:val="1"/>
+      <w:numFmt w:val="bullet"/>
+      <w:lvlText w:val="o"/>
+      <w:lvlJc w:val="left"/>
+      <w:pPr>
+        <w:ind w:left="5760" w:hanging="360"/>
+      </w:pPr>
+      <w:rPr>
+        <w:rFonts w:ascii="Courier New" w:hAnsi="Courier New" w:cs="Courier New" w:hint="default"/>
+      </w:rPr>
+    </w:lvl>
+    <w:lvl w:ilvl="8" w:tplc="04090005" w:tentative="1">
+      <w:start w:val="1"/>
+      <w:numFmt w:val="bullet"/>
+      <w:lvlText w:val=""/>
+      <w:lvlJc w:val="left"/>
+      <w:pPr>
+        <w:ind w:left="6480" w:hanging="360"/>
+      </w:pPr>
+      <w:rPr>
+        <w:rFonts w:ascii="Wingdings" w:hAnsi="Wingdings" w:hint="default"/>
+      </w:rPr>
+    </w:lvl>
+  </w:abstractNum>
+  <w:num w:numId="1">
+    <w:abstractNumId w:val="0"/>
+  </w:num>
+  <w:num w:numId="2">
+    <w:abstractNumId w:val="1"/>
+  </w:num>
+</w:numbering>
 </file>
 
 <file path=word/styles.xml><?xml version="1.0" encoding="utf-8"?>
@@ -1998,6 +1755,17 @@
       <w:szCs w:val="30"/>
     </w:rPr>
   </w:style>
+  <w:style w:type="paragraph" w:styleId="ListParagraph">
+    <w:name w:val="List Paragraph"/>
+    <w:basedOn w:val="Normal"/>
+    <w:uiPriority w:val="34"/>
+    <w:qFormat/>
+    <w:rsid w:val="00861B29"/>
+    <w:pPr>
+      <w:ind w:left="720"/>
+      <w:contextualSpacing/>
+    </w:pPr>
+  </w:style>
 </w:styles>
 </file>
 

--- a/Doc.docx
+++ b/Doc.docx
@@ -30,7 +30,21 @@
     </w:p>
     <w:p>
       <w:r>
-        <w:t>tôi khuyên nên học opengl, dx12 or vulkan or game engine để có việc, cái này chỉ để cho vui thôi đéo có job đâu :v</w:t>
+        <w:t>tôi khuyên nên học opengl, dx12 or vulkan or game engine để có việc, cái này chỉ để</w:t>
+      </w:r>
+      <w:r>
+        <w:t xml:space="preserve"> cho vui thôi </w:t>
+      </w:r>
+      <w:r>
+        <w:rPr>
+          <w:lang w:val="en-US"/>
+        </w:rPr>
+        <w:t>m</w:t>
+      </w:r>
+      <w:bookmarkStart w:id="0" w:name="_GoBack"/>
+      <w:bookmarkEnd w:id="0"/>
+      <w:r>
+        <w:t>éo có job đâu :v</w:t>
       </w:r>
     </w:p>
     <w:p>
@@ -956,8 +970,6 @@
         </w:rPr>
         <w:t>note: viết tiếng việt cho nhanh</w:t>
       </w:r>
-      <w:bookmarkStart w:id="0" w:name="_GoBack"/>
-      <w:bookmarkEnd w:id="0"/>
     </w:p>
     <w:sectPr>
       <w:pgSz w:w="11909" w:h="16834"/>

--- a/Doc.docx
+++ b/Doc.docx
@@ -41,8 +41,6 @@
         </w:rPr>
         <w:t>m</w:t>
       </w:r>
-      <w:bookmarkStart w:id="0" w:name="_GoBack"/>
-      <w:bookmarkEnd w:id="0"/>
       <w:r>
         <w:t>éo có job đâu :v</w:t>
       </w:r>
@@ -944,9 +942,143 @@
     </w:p>
     <w:p/>
     <w:p>
-      <w:r>
-        <w:t>- chromium + render doc chạy chromium -&gt; vào trang -&gt; mở render doc tìm  tiến trình (progress) đúng với chomium đang chạy chọn  r attach</w:t>
-      </w:r>
+      <w:pPr>
+        <w:rPr>
+          <w:lang w:val="vi-VN"/>
+        </w:rPr>
+      </w:pPr>
+      <w:r>
+        <w:t>- chromium + render doc chạy chromium</w:t>
+      </w:r>
+      <w:r>
+        <w:rPr>
+          <w:lang w:val="en-US"/>
+        </w:rPr>
+        <w:t xml:space="preserve"> (file </w:t>
+      </w:r>
+      <w:r>
+        <w:rPr>
+          <w:lang w:val="en-US"/>
+        </w:rPr>
+        <w:t>ChromiumInjectGPU.bat</w:t>
+      </w:r>
+      <w:r>
+        <w:rPr>
+          <w:lang w:val="en-US"/>
+        </w:rPr>
+        <w:t xml:space="preserve">) -&gt; pop up </w:t>
+      </w:r>
+      <w:r>
+        <w:rPr>
+          <w:lang w:val="vi-VN"/>
+        </w:rPr>
+        <w:t xml:space="preserve">tiến trình </w:t>
+      </w:r>
+      <w:r>
+        <w:t>-&gt; mở render doc tìm  tiến trình (progress) đúng với chomium đang chạy chọn  r attach</w:t>
+      </w:r>
+    </w:p>
+    <w:p>
+      <w:pPr>
+        <w:rPr>
+          <w:lang w:val="vi-VN"/>
+        </w:rPr>
+      </w:pPr>
+      <w:r>
+        <w:rPr>
+          <w:lang w:val="en-US"/>
+        </w:rPr>
+        <w:t xml:space="preserve">-&gt; inject-&gt; </w:t>
+      </w:r>
+      <w:proofErr w:type="spellStart"/>
+      <w:r>
+        <w:rPr>
+          <w:lang w:val="en-US"/>
+        </w:rPr>
+        <w:t>nhan</w:t>
+      </w:r>
+      <w:proofErr w:type="spellEnd"/>
+      <w:r>
+        <w:rPr>
+          <w:lang w:val="en-US"/>
+        </w:rPr>
+        <w:t xml:space="preserve"> ok </w:t>
+      </w:r>
+      <w:proofErr w:type="spellStart"/>
+      <w:r>
+        <w:rPr>
+          <w:lang w:val="en-US"/>
+        </w:rPr>
+        <w:t>cho</w:t>
+      </w:r>
+      <w:proofErr w:type="spellEnd"/>
+      <w:r>
+        <w:rPr>
+          <w:lang w:val="en-US"/>
+        </w:rPr>
+        <w:t xml:space="preserve"> </w:t>
+      </w:r>
+      <w:proofErr w:type="spellStart"/>
+      <w:r>
+        <w:rPr>
+          <w:lang w:val="en-US"/>
+        </w:rPr>
+        <w:t>tien</w:t>
+      </w:r>
+      <w:proofErr w:type="spellEnd"/>
+      <w:r>
+        <w:rPr>
+          <w:lang w:val="en-US"/>
+        </w:rPr>
+        <w:t xml:space="preserve"> </w:t>
+      </w:r>
+      <w:proofErr w:type="spellStart"/>
+      <w:r>
+        <w:rPr>
+          <w:lang w:val="en-US"/>
+        </w:rPr>
+        <w:t>trinh</w:t>
+      </w:r>
+      <w:proofErr w:type="spellEnd"/>
+      <w:r>
+        <w:rPr>
+          <w:lang w:val="en-US"/>
+        </w:rPr>
+        <w:t xml:space="preserve"> </w:t>
+      </w:r>
+      <w:proofErr w:type="spellStart"/>
+      <w:r>
+        <w:rPr>
+          <w:lang w:val="en-US"/>
+        </w:rPr>
+        <w:t>chay</w:t>
+      </w:r>
+      <w:proofErr w:type="spellEnd"/>
+      <w:r>
+        <w:rPr>
+          <w:lang w:val="en-US"/>
+        </w:rPr>
+        <w:t xml:space="preserve"> </w:t>
+      </w:r>
+      <w:proofErr w:type="spellStart"/>
+      <w:r>
+        <w:rPr>
+          <w:lang w:val="en-US"/>
+        </w:rPr>
+        <w:t>tiep</w:t>
+      </w:r>
+      <w:proofErr w:type="spellEnd"/>
+      <w:r>
+        <w:t xml:space="preserve"> -&gt; vào trang </w:t>
+      </w:r>
+      <w:r>
+        <w:rPr>
+          <w:lang w:val="vi-VN"/>
+        </w:rPr>
+        <w:t>project -&gt; tiến trình inject xong thì nhấn capture frame rồi xem</w:t>
+      </w:r>
+      <w:bookmarkStart w:id="0" w:name="_GoBack"/>
+      <w:bookmarkEnd w:id="0"/>
     </w:p>
     <w:p/>
     <w:p>
